--- a/src/main/resources/Заполнители/ВКР/common/Рецензия.docx
+++ b/src/main/resources/Заполнители/ВКР/common/Рецензия.docx
@@ -51,14 +51,14 @@
         <w:tblLook w:val="04a0" w:noHBand="0" w:noVBand="1" w:firstColumn="1" w:lastRow="0" w:lastColumn="0" w:firstRow="1"/>
       </w:tblPr>
       <w:tblGrid>
-        <w:gridCol w:w="1098"/>
-        <w:gridCol w:w="8473"/>
+        <w:gridCol w:w="1097"/>
+        <w:gridCol w:w="8474"/>
       </w:tblGrid>
       <w:tr>
         <w:trPr/>
         <w:tc>
           <w:tcPr>
-            <w:tcW w:w="1098" w:type="dxa"/>
+            <w:tcW w:w="1097" w:type="dxa"/>
             <w:tcBorders>
               <w:top w:val="nil"/>
               <w:start w:val="nil"/>
@@ -93,7 +93,7 @@
         </w:tc>
         <w:tc>
           <w:tcPr>
-            <w:tcW w:w="8473" w:type="dxa"/>
+            <w:tcW w:w="8474" w:type="dxa"/>
             <w:tcBorders>
               <w:top w:val="nil"/>
               <w:start w:val="nil"/>
@@ -133,7 +133,7 @@
         <w:trPr/>
         <w:tc>
           <w:tcPr>
-            <w:tcW w:w="1098" w:type="dxa"/>
+            <w:tcW w:w="1097" w:type="dxa"/>
             <w:tcBorders>
               <w:top w:val="nil"/>
               <w:start w:val="nil"/>
@@ -168,7 +168,7 @@
         </w:tc>
         <w:tc>
           <w:tcPr>
-            <w:tcW w:w="8473" w:type="dxa"/>
+            <w:tcW w:w="8474" w:type="dxa"/>
             <w:tcBorders>
               <w:start w:val="nil"/>
               <w:end w:val="nil"/>
@@ -296,9 +296,9 @@
         <w:tblLook w:val="01e0" w:noHBand="0" w:noVBand="0" w:firstColumn="1" w:lastRow="1" w:lastColumn="1" w:firstRow="1"/>
       </w:tblPr>
       <w:tblGrid>
-        <w:gridCol w:w="1948"/>
+        <w:gridCol w:w="1947"/>
         <w:gridCol w:w="5103"/>
-        <w:gridCol w:w="2450"/>
+        <w:gridCol w:w="2451"/>
       </w:tblGrid>
       <w:tr>
         <w:trPr>
@@ -306,7 +306,7 @@
         </w:trPr>
         <w:tc>
           <w:tcPr>
-            <w:tcW w:w="1948" w:type="dxa"/>
+            <w:tcW w:w="1947" w:type="dxa"/>
             <w:tcBorders>
               <w:top w:val="outset" w:sz="6" w:space="0" w:color="000000"/>
               <w:start w:val="outset" w:sz="6" w:space="0" w:color="000000"/>
@@ -365,7 +365,7 @@
         </w:tc>
         <w:tc>
           <w:tcPr>
-            <w:tcW w:w="2450" w:type="dxa"/>
+            <w:tcW w:w="2451" w:type="dxa"/>
             <w:tcBorders>
               <w:top w:val="outset" w:sz="6" w:space="0" w:color="000000"/>
               <w:start w:val="outset" w:sz="6" w:space="0" w:color="000000"/>
@@ -400,7 +400,7 @@
         </w:trPr>
         <w:tc>
           <w:tcPr>
-            <w:tcW w:w="1948" w:type="dxa"/>
+            <w:tcW w:w="1947" w:type="dxa"/>
             <w:vMerge w:val="restart"/>
             <w:tcBorders>
               <w:top w:val="outset" w:sz="6" w:space="0" w:color="000000"/>
@@ -449,7 +449,7 @@
         </w:tc>
         <w:tc>
           <w:tcPr>
-            <w:tcW w:w="2450" w:type="dxa"/>
+            <w:tcW w:w="2451" w:type="dxa"/>
             <w:tcBorders>
               <w:start w:val="outset" w:sz="6" w:space="0" w:color="000000"/>
               <w:bottom w:val="outset" w:sz="6" w:space="0" w:color="000000"/>
@@ -475,7 +475,7 @@
         </w:trPr>
         <w:tc>
           <w:tcPr>
-            <w:tcW w:w="1948" w:type="dxa"/>
+            <w:tcW w:w="1947" w:type="dxa"/>
             <w:vMerge w:val="continue"/>
             <w:tcBorders>
               <w:top w:val="single" w:sz="4" w:space="0" w:color="000000"/>
@@ -525,7 +525,7 @@
         </w:tc>
         <w:tc>
           <w:tcPr>
-            <w:tcW w:w="2450" w:type="dxa"/>
+            <w:tcW w:w="2451" w:type="dxa"/>
             <w:tcBorders>
               <w:top w:val="outset" w:sz="6" w:space="0" w:color="000000"/>
               <w:start w:val="outset" w:sz="6" w:space="0" w:color="000000"/>
@@ -552,7 +552,7 @@
         </w:trPr>
         <w:tc>
           <w:tcPr>
-            <w:tcW w:w="1948" w:type="dxa"/>
+            <w:tcW w:w="1947" w:type="dxa"/>
             <w:vMerge w:val="continue"/>
             <w:tcBorders>
               <w:top w:val="single" w:sz="4" w:space="0" w:color="000000"/>
@@ -602,7 +602,7 @@
         </w:tc>
         <w:tc>
           <w:tcPr>
-            <w:tcW w:w="2450" w:type="dxa"/>
+            <w:tcW w:w="2451" w:type="dxa"/>
             <w:tcBorders>
               <w:top w:val="outset" w:sz="6" w:space="0" w:color="000000"/>
               <w:start w:val="outset" w:sz="6" w:space="0" w:color="000000"/>
@@ -629,7 +629,7 @@
         </w:trPr>
         <w:tc>
           <w:tcPr>
-            <w:tcW w:w="1948" w:type="dxa"/>
+            <w:tcW w:w="1947" w:type="dxa"/>
             <w:vMerge w:val="continue"/>
             <w:tcBorders>
               <w:top w:val="single" w:sz="4" w:space="0" w:color="000000"/>
@@ -679,7 +679,7 @@
         </w:tc>
         <w:tc>
           <w:tcPr>
-            <w:tcW w:w="2450" w:type="dxa"/>
+            <w:tcW w:w="2451" w:type="dxa"/>
             <w:tcBorders>
               <w:top w:val="outset" w:sz="6" w:space="0" w:color="000000"/>
               <w:start w:val="outset" w:sz="6" w:space="0" w:color="000000"/>
@@ -706,7 +706,7 @@
         </w:trPr>
         <w:tc>
           <w:tcPr>
-            <w:tcW w:w="1948" w:type="dxa"/>
+            <w:tcW w:w="1947" w:type="dxa"/>
             <w:vMerge w:val="restart"/>
             <w:tcBorders>
               <w:top w:val="outset" w:sz="6" w:space="0" w:color="000000"/>
@@ -771,7 +771,7 @@
         </w:tc>
         <w:tc>
           <w:tcPr>
-            <w:tcW w:w="2450" w:type="dxa"/>
+            <w:tcW w:w="2451" w:type="dxa"/>
             <w:tcBorders>
               <w:top w:val="outset" w:sz="6" w:space="0" w:color="000000"/>
               <w:start w:val="outset" w:sz="6" w:space="0" w:color="000000"/>
@@ -798,7 +798,7 @@
         </w:trPr>
         <w:tc>
           <w:tcPr>
-            <w:tcW w:w="1948" w:type="dxa"/>
+            <w:tcW w:w="1947" w:type="dxa"/>
             <w:vMerge w:val="continue"/>
             <w:tcBorders>
               <w:top w:val="single" w:sz="4" w:space="0" w:color="000000"/>
@@ -847,7 +847,7 @@
         </w:tc>
         <w:tc>
           <w:tcPr>
-            <w:tcW w:w="2450" w:type="dxa"/>
+            <w:tcW w:w="2451" w:type="dxa"/>
             <w:tcBorders>
               <w:top w:val="outset" w:sz="6" w:space="0" w:color="000000"/>
               <w:start w:val="outset" w:sz="6" w:space="0" w:color="000000"/>
@@ -874,7 +874,7 @@
         </w:trPr>
         <w:tc>
           <w:tcPr>
-            <w:tcW w:w="1948" w:type="dxa"/>
+            <w:tcW w:w="1947" w:type="dxa"/>
             <w:vMerge w:val="continue"/>
             <w:tcBorders>
               <w:top w:val="single" w:sz="4" w:space="0" w:color="000000"/>
@@ -923,7 +923,7 @@
         </w:tc>
         <w:tc>
           <w:tcPr>
-            <w:tcW w:w="2450" w:type="dxa"/>
+            <w:tcW w:w="2451" w:type="dxa"/>
             <w:tcBorders>
               <w:top w:val="outset" w:sz="6" w:space="0" w:color="000000"/>
               <w:start w:val="outset" w:sz="6" w:space="0" w:color="000000"/>
@@ -950,7 +950,7 @@
         </w:trPr>
         <w:tc>
           <w:tcPr>
-            <w:tcW w:w="1948" w:type="dxa"/>
+            <w:tcW w:w="1947" w:type="dxa"/>
             <w:vMerge w:val="continue"/>
             <w:tcBorders>
               <w:top w:val="single" w:sz="4" w:space="0" w:color="000000"/>
@@ -999,7 +999,7 @@
         </w:tc>
         <w:tc>
           <w:tcPr>
-            <w:tcW w:w="2450" w:type="dxa"/>
+            <w:tcW w:w="2451" w:type="dxa"/>
             <w:tcBorders>
               <w:top w:val="outset" w:sz="6" w:space="0" w:color="000000"/>
               <w:start w:val="outset" w:sz="6" w:space="0" w:color="000000"/>
@@ -1026,7 +1026,7 @@
         </w:trPr>
         <w:tc>
           <w:tcPr>
-            <w:tcW w:w="1948" w:type="dxa"/>
+            <w:tcW w:w="1947" w:type="dxa"/>
             <w:vMerge w:val="restart"/>
             <w:tcBorders>
               <w:top w:val="outset" w:sz="6" w:space="0" w:color="000000"/>
@@ -1076,7 +1076,7 @@
         </w:tc>
         <w:tc>
           <w:tcPr>
-            <w:tcW w:w="2450" w:type="dxa"/>
+            <w:tcW w:w="2451" w:type="dxa"/>
             <w:tcBorders>
               <w:top w:val="outset" w:sz="6" w:space="0" w:color="000000"/>
               <w:start w:val="outset" w:sz="6" w:space="0" w:color="000000"/>
@@ -1103,7 +1103,7 @@
         </w:trPr>
         <w:tc>
           <w:tcPr>
-            <w:tcW w:w="1948" w:type="dxa"/>
+            <w:tcW w:w="1947" w:type="dxa"/>
             <w:vMerge w:val="continue"/>
             <w:tcBorders>
               <w:top w:val="single" w:sz="4" w:space="0" w:color="000000"/>
@@ -1152,7 +1152,7 @@
         </w:tc>
         <w:tc>
           <w:tcPr>
-            <w:tcW w:w="2450" w:type="dxa"/>
+            <w:tcW w:w="2451" w:type="dxa"/>
             <w:tcBorders>
               <w:top w:val="outset" w:sz="6" w:space="0" w:color="000000"/>
               <w:start w:val="outset" w:sz="6" w:space="0" w:color="000000"/>
@@ -1179,7 +1179,7 @@
         </w:trPr>
         <w:tc>
           <w:tcPr>
-            <w:tcW w:w="1948" w:type="dxa"/>
+            <w:tcW w:w="1947" w:type="dxa"/>
             <w:vMerge w:val="continue"/>
             <w:tcBorders>
               <w:top w:val="single" w:sz="4" w:space="0" w:color="000000"/>
@@ -1228,7 +1228,7 @@
         </w:tc>
         <w:tc>
           <w:tcPr>
-            <w:tcW w:w="2450" w:type="dxa"/>
+            <w:tcW w:w="2451" w:type="dxa"/>
             <w:tcBorders>
               <w:top w:val="outset" w:sz="6" w:space="0" w:color="000000"/>
               <w:start w:val="outset" w:sz="6" w:space="0" w:color="000000"/>
@@ -1255,7 +1255,7 @@
         </w:trPr>
         <w:tc>
           <w:tcPr>
-            <w:tcW w:w="1948" w:type="dxa"/>
+            <w:tcW w:w="1947" w:type="dxa"/>
             <w:vMerge w:val="continue"/>
             <w:tcBorders>
               <w:top w:val="single" w:sz="4" w:space="0" w:color="000000"/>
@@ -1304,7 +1304,7 @@
         </w:tc>
         <w:tc>
           <w:tcPr>
-            <w:tcW w:w="2450" w:type="dxa"/>
+            <w:tcW w:w="2451" w:type="dxa"/>
             <w:tcBorders>
               <w:top w:val="outset" w:sz="6" w:space="0" w:color="000000"/>
               <w:start w:val="outset" w:sz="6" w:space="0" w:color="000000"/>
@@ -1331,7 +1331,7 @@
         </w:trPr>
         <w:tc>
           <w:tcPr>
-            <w:tcW w:w="1948" w:type="dxa"/>
+            <w:tcW w:w="1947" w:type="dxa"/>
             <w:vMerge w:val="restart"/>
             <w:tcBorders>
               <w:top w:val="outset" w:sz="6" w:space="0" w:color="000000"/>
@@ -1381,7 +1381,7 @@
         </w:tc>
         <w:tc>
           <w:tcPr>
-            <w:tcW w:w="2450" w:type="dxa"/>
+            <w:tcW w:w="2451" w:type="dxa"/>
             <w:tcBorders>
               <w:top w:val="outset" w:sz="6" w:space="0" w:color="000000"/>
               <w:start w:val="outset" w:sz="6" w:space="0" w:color="000000"/>
@@ -1408,7 +1408,7 @@
         </w:trPr>
         <w:tc>
           <w:tcPr>
-            <w:tcW w:w="1948" w:type="dxa"/>
+            <w:tcW w:w="1947" w:type="dxa"/>
             <w:vMerge w:val="continue"/>
             <w:tcBorders>
               <w:top w:val="single" w:sz="4" w:space="0" w:color="000000"/>
@@ -1457,7 +1457,7 @@
         </w:tc>
         <w:tc>
           <w:tcPr>
-            <w:tcW w:w="2450" w:type="dxa"/>
+            <w:tcW w:w="2451" w:type="dxa"/>
             <w:tcBorders>
               <w:top w:val="outset" w:sz="6" w:space="0" w:color="000000"/>
               <w:start w:val="outset" w:sz="6" w:space="0" w:color="000000"/>
@@ -1484,7 +1484,7 @@
         </w:trPr>
         <w:tc>
           <w:tcPr>
-            <w:tcW w:w="1948" w:type="dxa"/>
+            <w:tcW w:w="1947" w:type="dxa"/>
             <w:vMerge w:val="continue"/>
             <w:tcBorders>
               <w:top w:val="single" w:sz="4" w:space="0" w:color="000000"/>
@@ -1533,7 +1533,7 @@
         </w:tc>
         <w:tc>
           <w:tcPr>
-            <w:tcW w:w="2450" w:type="dxa"/>
+            <w:tcW w:w="2451" w:type="dxa"/>
             <w:tcBorders>
               <w:top w:val="outset" w:sz="6" w:space="0" w:color="000000"/>
               <w:start w:val="outset" w:sz="6" w:space="0" w:color="000000"/>
@@ -1560,7 +1560,7 @@
         </w:trPr>
         <w:tc>
           <w:tcPr>
-            <w:tcW w:w="1948" w:type="dxa"/>
+            <w:tcW w:w="1947" w:type="dxa"/>
             <w:vMerge w:val="continue"/>
             <w:tcBorders>
               <w:top w:val="single" w:sz="4" w:space="0" w:color="000000"/>
@@ -1609,7 +1609,7 @@
         </w:tc>
         <w:tc>
           <w:tcPr>
-            <w:tcW w:w="2450" w:type="dxa"/>
+            <w:tcW w:w="2451" w:type="dxa"/>
             <w:tcBorders>
               <w:top w:val="outset" w:sz="6" w:space="0" w:color="000000"/>
               <w:start w:val="outset" w:sz="6" w:space="0" w:color="000000"/>
@@ -1636,7 +1636,7 @@
         </w:trPr>
         <w:tc>
           <w:tcPr>
-            <w:tcW w:w="1948" w:type="dxa"/>
+            <w:tcW w:w="1947" w:type="dxa"/>
             <w:vMerge w:val="restart"/>
             <w:tcBorders>
               <w:top w:val="single" w:sz="4" w:space="0" w:color="000000"/>
@@ -1686,7 +1686,7 @@
         </w:tc>
         <w:tc>
           <w:tcPr>
-            <w:tcW w:w="2450" w:type="dxa"/>
+            <w:tcW w:w="2451" w:type="dxa"/>
             <w:tcBorders>
               <w:top w:val="outset" w:sz="6" w:space="0" w:color="000000"/>
               <w:start w:val="outset" w:sz="6" w:space="0" w:color="000000"/>
@@ -1713,7 +1713,7 @@
         </w:trPr>
         <w:tc>
           <w:tcPr>
-            <w:tcW w:w="1948" w:type="dxa"/>
+            <w:tcW w:w="1947" w:type="dxa"/>
             <w:vMerge w:val="continue"/>
             <w:tcBorders>
               <w:top w:val="single" w:sz="4" w:space="0" w:color="000000"/>
@@ -1762,7 +1762,7 @@
         </w:tc>
         <w:tc>
           <w:tcPr>
-            <w:tcW w:w="2450" w:type="dxa"/>
+            <w:tcW w:w="2451" w:type="dxa"/>
             <w:tcBorders>
               <w:top w:val="outset" w:sz="6" w:space="0" w:color="000000"/>
               <w:start w:val="outset" w:sz="6" w:space="0" w:color="000000"/>
@@ -1789,7 +1789,7 @@
         </w:trPr>
         <w:tc>
           <w:tcPr>
-            <w:tcW w:w="1948" w:type="dxa"/>
+            <w:tcW w:w="1947" w:type="dxa"/>
             <w:vMerge w:val="continue"/>
             <w:tcBorders>
               <w:top w:val="single" w:sz="4" w:space="0" w:color="000000"/>
@@ -1838,7 +1838,7 @@
         </w:tc>
         <w:tc>
           <w:tcPr>
-            <w:tcW w:w="2450" w:type="dxa"/>
+            <w:tcW w:w="2451" w:type="dxa"/>
             <w:tcBorders>
               <w:top w:val="outset" w:sz="6" w:space="0" w:color="000000"/>
               <w:start w:val="outset" w:sz="6" w:space="0" w:color="000000"/>
@@ -1865,7 +1865,7 @@
         </w:trPr>
         <w:tc>
           <w:tcPr>
-            <w:tcW w:w="1948" w:type="dxa"/>
+            <w:tcW w:w="1947" w:type="dxa"/>
             <w:vMerge w:val="continue"/>
             <w:tcBorders>
               <w:top w:val="single" w:sz="4" w:space="0" w:color="000000"/>
@@ -1914,7 +1914,7 @@
         </w:tc>
         <w:tc>
           <w:tcPr>
-            <w:tcW w:w="2450" w:type="dxa"/>
+            <w:tcW w:w="2451" w:type="dxa"/>
             <w:tcBorders>
               <w:top w:val="outset" w:sz="6" w:space="0" w:color="000000"/>
               <w:start w:val="outset" w:sz="6" w:space="0" w:color="000000"/>
@@ -1941,7 +1941,7 @@
         </w:trPr>
         <w:tc>
           <w:tcPr>
-            <w:tcW w:w="1948" w:type="dxa"/>
+            <w:tcW w:w="1947" w:type="dxa"/>
             <w:vMerge w:val="restart"/>
             <w:tcBorders>
               <w:top w:val="outset" w:sz="6" w:space="0" w:color="000000"/>
@@ -2002,7 +2002,7 @@
         </w:tc>
         <w:tc>
           <w:tcPr>
-            <w:tcW w:w="2450" w:type="dxa"/>
+            <w:tcW w:w="2451" w:type="dxa"/>
             <w:tcBorders>
               <w:top w:val="outset" w:sz="6" w:space="0" w:color="000000"/>
               <w:start w:val="outset" w:sz="6" w:space="0" w:color="000000"/>
@@ -2029,7 +2029,7 @@
         </w:trPr>
         <w:tc>
           <w:tcPr>
-            <w:tcW w:w="1948" w:type="dxa"/>
+            <w:tcW w:w="1947" w:type="dxa"/>
             <w:vMerge w:val="continue"/>
             <w:tcBorders>
               <w:top w:val="single" w:sz="4" w:space="0" w:color="000000"/>
@@ -2089,7 +2089,7 @@
         </w:tc>
         <w:tc>
           <w:tcPr>
-            <w:tcW w:w="2450" w:type="dxa"/>
+            <w:tcW w:w="2451" w:type="dxa"/>
             <w:tcBorders>
               <w:top w:val="outset" w:sz="6" w:space="0" w:color="000000"/>
               <w:start w:val="outset" w:sz="6" w:space="0" w:color="000000"/>
@@ -2116,7 +2116,7 @@
         </w:trPr>
         <w:tc>
           <w:tcPr>
-            <w:tcW w:w="1948" w:type="dxa"/>
+            <w:tcW w:w="1947" w:type="dxa"/>
             <w:vMerge w:val="continue"/>
             <w:tcBorders>
               <w:top w:val="single" w:sz="4" w:space="0" w:color="000000"/>
@@ -2165,7 +2165,7 @@
         </w:tc>
         <w:tc>
           <w:tcPr>
-            <w:tcW w:w="2450" w:type="dxa"/>
+            <w:tcW w:w="2451" w:type="dxa"/>
             <w:tcBorders>
               <w:top w:val="outset" w:sz="6" w:space="0" w:color="000000"/>
               <w:start w:val="outset" w:sz="6" w:space="0" w:color="000000"/>
@@ -2192,7 +2192,7 @@
         </w:trPr>
         <w:tc>
           <w:tcPr>
-            <w:tcW w:w="1948" w:type="dxa"/>
+            <w:tcW w:w="1947" w:type="dxa"/>
             <w:vMerge w:val="continue"/>
             <w:tcBorders>
               <w:top w:val="single" w:sz="4" w:space="0" w:color="000000"/>
@@ -2241,7 +2241,7 @@
         </w:tc>
         <w:tc>
           <w:tcPr>
-            <w:tcW w:w="2450" w:type="dxa"/>
+            <w:tcW w:w="2451" w:type="dxa"/>
             <w:tcBorders>
               <w:top w:val="outset" w:sz="6" w:space="0" w:color="000000"/>
               <w:start w:val="outset" w:sz="6" w:space="0" w:color="000000"/>
@@ -2357,6 +2357,18 @@
       </w:pPr>
       <w:r>
         <w:rPr/>
+        <w:t>Все заимствования в тексте корректны, плагиат отсутствует.</w:t>
+      </w:r>
+    </w:p>
+    <w:p>
+      <w:pPr>
+        <w:pStyle w:val="Normal"/>
+        <w:spacing w:lineRule="exact" w:line="320"/>
+        <w:ind w:firstLine="426"/>
+        <w:rPr/>
+      </w:pPr>
+      <w:r>
+        <w:rPr/>
         <w:t xml:space="preserve">В целом выпускная квалификационная работа </w:t>
       </w:r>
       <w:r>
@@ -2382,7 +2394,7 @@
       </w:r>
       <w:r>
         <w:rPr/>
-        <w:t>.</w:t>
+        <w:t>. Считаю, что студенту возможно присвоение квалификации «магистр».</w:t>
       </w:r>
     </w:p>
     <w:p>
@@ -2436,12 +2448,24 @@
         </w:rPr>
         <w:t>(</w:t>
       </w:r>
+      <w:bookmarkStart w:id="0" w:name="docs-internal-guid-8f8d7346-7fff-949a-36"/>
+      <w:bookmarkEnd w:id="0"/>
       <w:r>
         <w:rPr>
+          <w:rFonts w:ascii="Times New Roman;serif" w:hAnsi="Times New Roman;serif"/>
+          <w:b w:val="false"/>
           <w:i/>
+          <w:caps w:val="false"/>
+          <w:smallCaps w:val="false"/>
+          <w:strike w:val="false"/>
+          <w:dstrike w:val="false"/>
           <w:color w:val="FF0000"/>
+          <w:sz w:val="24"/>
+          <w:u w:val="none"/>
+          <w:effect w:val="none"/>
+          <w:shd w:fill="auto" w:val="clear"/>
         </w:rPr>
-        <w:t>не позднее 5 дней до защиты ВКР</w:t>
+        <w:t>между 1 и 5 июня включительно</w:t>
       </w:r>
       <w:r>
         <w:rPr>
@@ -2664,7 +2688,23 @@
       </w:pPr>
       <w:r>
         <w:rPr/>
-        <w:t>«___»______________20__г.</w:t>
+        <w:t xml:space="preserve">«___» </w:t>
+      </w:r>
+      <w:r>
+        <w:rPr/>
+        <w:t xml:space="preserve">июня </w:t>
+      </w:r>
+      <w:r>
+        <w:rPr/>
+        <w:t>20</w:t>
+      </w:r>
+      <w:r>
+        <w:rPr/>
+        <w:t xml:space="preserve">26 </w:t>
+      </w:r>
+      <w:r>
+        <w:rPr/>
+        <w:t>г.</w:t>
       </w:r>
     </w:p>
     <w:p>
@@ -3221,8 +3261,8 @@
       </w14:textOutline>
     </w:rPr>
   </w:style>
-  <w:style w:type="numbering" w:styleId="Style17" w:default="1">
-    <w:name w:val="Без списка"/>
+  <w:style w:type="numbering" w:styleId="user2" w:default="1">
+    <w:name w:val="Без списка (user)"/>
     <w:uiPriority w:val="99"/>
     <w:semiHidden/>
     <w:unhideWhenUsed/>

--- a/src/main/resources/Заполнители/ВКР/common/Рецензия.docx
+++ b/src/main/resources/Заполнители/ВКР/common/Рецензия.docx
@@ -51,14 +51,14 @@
         <w:tblLook w:val="04a0" w:noHBand="0" w:noVBand="1" w:firstColumn="1" w:lastRow="0" w:lastColumn="0" w:firstRow="1"/>
       </w:tblPr>
       <w:tblGrid>
-        <w:gridCol w:w="1097"/>
-        <w:gridCol w:w="8474"/>
+        <w:gridCol w:w="1096"/>
+        <w:gridCol w:w="8475"/>
       </w:tblGrid>
       <w:tr>
         <w:trPr/>
         <w:tc>
           <w:tcPr>
-            <w:tcW w:w="1097" w:type="dxa"/>
+            <w:tcW w:w="1096" w:type="dxa"/>
             <w:tcBorders>
               <w:top w:val="nil"/>
               <w:start w:val="nil"/>
@@ -93,7 +93,7 @@
         </w:tc>
         <w:tc>
           <w:tcPr>
-            <w:tcW w:w="8474" w:type="dxa"/>
+            <w:tcW w:w="8475" w:type="dxa"/>
             <w:tcBorders>
               <w:top w:val="nil"/>
               <w:start w:val="nil"/>
@@ -133,7 +133,7 @@
         <w:trPr/>
         <w:tc>
           <w:tcPr>
-            <w:tcW w:w="1097" w:type="dxa"/>
+            <w:tcW w:w="1096" w:type="dxa"/>
             <w:tcBorders>
               <w:top w:val="nil"/>
               <w:start w:val="nil"/>
@@ -168,7 +168,7 @@
         </w:tc>
         <w:tc>
           <w:tcPr>
-            <w:tcW w:w="8474" w:type="dxa"/>
+            <w:tcW w:w="8475" w:type="dxa"/>
             <w:tcBorders>
               <w:start w:val="nil"/>
               <w:end w:val="nil"/>
@@ -296,9 +296,9 @@
         <w:tblLook w:val="01e0" w:noHBand="0" w:noVBand="0" w:firstColumn="1" w:lastRow="1" w:lastColumn="1" w:firstRow="1"/>
       </w:tblPr>
       <w:tblGrid>
-        <w:gridCol w:w="1947"/>
+        <w:gridCol w:w="1946"/>
         <w:gridCol w:w="5103"/>
-        <w:gridCol w:w="2451"/>
+        <w:gridCol w:w="2452"/>
       </w:tblGrid>
       <w:tr>
         <w:trPr>
@@ -306,7 +306,7 @@
         </w:trPr>
         <w:tc>
           <w:tcPr>
-            <w:tcW w:w="1947" w:type="dxa"/>
+            <w:tcW w:w="1946" w:type="dxa"/>
             <w:tcBorders>
               <w:top w:val="outset" w:sz="6" w:space="0" w:color="000000"/>
               <w:start w:val="outset" w:sz="6" w:space="0" w:color="000000"/>
@@ -365,7 +365,7 @@
         </w:tc>
         <w:tc>
           <w:tcPr>
-            <w:tcW w:w="2451" w:type="dxa"/>
+            <w:tcW w:w="2452" w:type="dxa"/>
             <w:tcBorders>
               <w:top w:val="outset" w:sz="6" w:space="0" w:color="000000"/>
               <w:start w:val="outset" w:sz="6" w:space="0" w:color="000000"/>
@@ -400,7 +400,7 @@
         </w:trPr>
         <w:tc>
           <w:tcPr>
-            <w:tcW w:w="1947" w:type="dxa"/>
+            <w:tcW w:w="1946" w:type="dxa"/>
             <w:vMerge w:val="restart"/>
             <w:tcBorders>
               <w:top w:val="outset" w:sz="6" w:space="0" w:color="000000"/>
@@ -449,7 +449,7 @@
         </w:tc>
         <w:tc>
           <w:tcPr>
-            <w:tcW w:w="2451" w:type="dxa"/>
+            <w:tcW w:w="2452" w:type="dxa"/>
             <w:tcBorders>
               <w:start w:val="outset" w:sz="6" w:space="0" w:color="000000"/>
               <w:bottom w:val="outset" w:sz="6" w:space="0" w:color="000000"/>
@@ -475,7 +475,7 @@
         </w:trPr>
         <w:tc>
           <w:tcPr>
-            <w:tcW w:w="1947" w:type="dxa"/>
+            <w:tcW w:w="1946" w:type="dxa"/>
             <w:vMerge w:val="continue"/>
             <w:tcBorders>
               <w:top w:val="single" w:sz="4" w:space="0" w:color="000000"/>
@@ -525,7 +525,7 @@
         </w:tc>
         <w:tc>
           <w:tcPr>
-            <w:tcW w:w="2451" w:type="dxa"/>
+            <w:tcW w:w="2452" w:type="dxa"/>
             <w:tcBorders>
               <w:top w:val="outset" w:sz="6" w:space="0" w:color="000000"/>
               <w:start w:val="outset" w:sz="6" w:space="0" w:color="000000"/>
@@ -552,7 +552,7 @@
         </w:trPr>
         <w:tc>
           <w:tcPr>
-            <w:tcW w:w="1947" w:type="dxa"/>
+            <w:tcW w:w="1946" w:type="dxa"/>
             <w:vMerge w:val="continue"/>
             <w:tcBorders>
               <w:top w:val="single" w:sz="4" w:space="0" w:color="000000"/>
@@ -602,7 +602,7 @@
         </w:tc>
         <w:tc>
           <w:tcPr>
-            <w:tcW w:w="2451" w:type="dxa"/>
+            <w:tcW w:w="2452" w:type="dxa"/>
             <w:tcBorders>
               <w:top w:val="outset" w:sz="6" w:space="0" w:color="000000"/>
               <w:start w:val="outset" w:sz="6" w:space="0" w:color="000000"/>
@@ -629,7 +629,7 @@
         </w:trPr>
         <w:tc>
           <w:tcPr>
-            <w:tcW w:w="1947" w:type="dxa"/>
+            <w:tcW w:w="1946" w:type="dxa"/>
             <w:vMerge w:val="continue"/>
             <w:tcBorders>
               <w:top w:val="single" w:sz="4" w:space="0" w:color="000000"/>
@@ -679,7 +679,7 @@
         </w:tc>
         <w:tc>
           <w:tcPr>
-            <w:tcW w:w="2451" w:type="dxa"/>
+            <w:tcW w:w="2452" w:type="dxa"/>
             <w:tcBorders>
               <w:top w:val="outset" w:sz="6" w:space="0" w:color="000000"/>
               <w:start w:val="outset" w:sz="6" w:space="0" w:color="000000"/>
@@ -706,7 +706,7 @@
         </w:trPr>
         <w:tc>
           <w:tcPr>
-            <w:tcW w:w="1947" w:type="dxa"/>
+            <w:tcW w:w="1946" w:type="dxa"/>
             <w:vMerge w:val="restart"/>
             <w:tcBorders>
               <w:top w:val="outset" w:sz="6" w:space="0" w:color="000000"/>
@@ -771,7 +771,7 @@
         </w:tc>
         <w:tc>
           <w:tcPr>
-            <w:tcW w:w="2451" w:type="dxa"/>
+            <w:tcW w:w="2452" w:type="dxa"/>
             <w:tcBorders>
               <w:top w:val="outset" w:sz="6" w:space="0" w:color="000000"/>
               <w:start w:val="outset" w:sz="6" w:space="0" w:color="000000"/>
@@ -798,7 +798,7 @@
         </w:trPr>
         <w:tc>
           <w:tcPr>
-            <w:tcW w:w="1947" w:type="dxa"/>
+            <w:tcW w:w="1946" w:type="dxa"/>
             <w:vMerge w:val="continue"/>
             <w:tcBorders>
               <w:top w:val="single" w:sz="4" w:space="0" w:color="000000"/>
@@ -847,7 +847,7 @@
         </w:tc>
         <w:tc>
           <w:tcPr>
-            <w:tcW w:w="2451" w:type="dxa"/>
+            <w:tcW w:w="2452" w:type="dxa"/>
             <w:tcBorders>
               <w:top w:val="outset" w:sz="6" w:space="0" w:color="000000"/>
               <w:start w:val="outset" w:sz="6" w:space="0" w:color="000000"/>
@@ -874,7 +874,7 @@
         </w:trPr>
         <w:tc>
           <w:tcPr>
-            <w:tcW w:w="1947" w:type="dxa"/>
+            <w:tcW w:w="1946" w:type="dxa"/>
             <w:vMerge w:val="continue"/>
             <w:tcBorders>
               <w:top w:val="single" w:sz="4" w:space="0" w:color="000000"/>
@@ -923,7 +923,7 @@
         </w:tc>
         <w:tc>
           <w:tcPr>
-            <w:tcW w:w="2451" w:type="dxa"/>
+            <w:tcW w:w="2452" w:type="dxa"/>
             <w:tcBorders>
               <w:top w:val="outset" w:sz="6" w:space="0" w:color="000000"/>
               <w:start w:val="outset" w:sz="6" w:space="0" w:color="000000"/>
@@ -950,7 +950,7 @@
         </w:trPr>
         <w:tc>
           <w:tcPr>
-            <w:tcW w:w="1947" w:type="dxa"/>
+            <w:tcW w:w="1946" w:type="dxa"/>
             <w:vMerge w:val="continue"/>
             <w:tcBorders>
               <w:top w:val="single" w:sz="4" w:space="0" w:color="000000"/>
@@ -999,7 +999,7 @@
         </w:tc>
         <w:tc>
           <w:tcPr>
-            <w:tcW w:w="2451" w:type="dxa"/>
+            <w:tcW w:w="2452" w:type="dxa"/>
             <w:tcBorders>
               <w:top w:val="outset" w:sz="6" w:space="0" w:color="000000"/>
               <w:start w:val="outset" w:sz="6" w:space="0" w:color="000000"/>
@@ -1026,7 +1026,7 @@
         </w:trPr>
         <w:tc>
           <w:tcPr>
-            <w:tcW w:w="1947" w:type="dxa"/>
+            <w:tcW w:w="1946" w:type="dxa"/>
             <w:vMerge w:val="restart"/>
             <w:tcBorders>
               <w:top w:val="outset" w:sz="6" w:space="0" w:color="000000"/>
@@ -1076,7 +1076,7 @@
         </w:tc>
         <w:tc>
           <w:tcPr>
-            <w:tcW w:w="2451" w:type="dxa"/>
+            <w:tcW w:w="2452" w:type="dxa"/>
             <w:tcBorders>
               <w:top w:val="outset" w:sz="6" w:space="0" w:color="000000"/>
               <w:start w:val="outset" w:sz="6" w:space="0" w:color="000000"/>
@@ -1103,7 +1103,7 @@
         </w:trPr>
         <w:tc>
           <w:tcPr>
-            <w:tcW w:w="1947" w:type="dxa"/>
+            <w:tcW w:w="1946" w:type="dxa"/>
             <w:vMerge w:val="continue"/>
             <w:tcBorders>
               <w:top w:val="single" w:sz="4" w:space="0" w:color="000000"/>
@@ -1152,7 +1152,7 @@
         </w:tc>
         <w:tc>
           <w:tcPr>
-            <w:tcW w:w="2451" w:type="dxa"/>
+            <w:tcW w:w="2452" w:type="dxa"/>
             <w:tcBorders>
               <w:top w:val="outset" w:sz="6" w:space="0" w:color="000000"/>
               <w:start w:val="outset" w:sz="6" w:space="0" w:color="000000"/>
@@ -1179,7 +1179,7 @@
         </w:trPr>
         <w:tc>
           <w:tcPr>
-            <w:tcW w:w="1947" w:type="dxa"/>
+            <w:tcW w:w="1946" w:type="dxa"/>
             <w:vMerge w:val="continue"/>
             <w:tcBorders>
               <w:top w:val="single" w:sz="4" w:space="0" w:color="000000"/>
@@ -1228,7 +1228,7 @@
         </w:tc>
         <w:tc>
           <w:tcPr>
-            <w:tcW w:w="2451" w:type="dxa"/>
+            <w:tcW w:w="2452" w:type="dxa"/>
             <w:tcBorders>
               <w:top w:val="outset" w:sz="6" w:space="0" w:color="000000"/>
               <w:start w:val="outset" w:sz="6" w:space="0" w:color="000000"/>
@@ -1255,7 +1255,7 @@
         </w:trPr>
         <w:tc>
           <w:tcPr>
-            <w:tcW w:w="1947" w:type="dxa"/>
+            <w:tcW w:w="1946" w:type="dxa"/>
             <w:vMerge w:val="continue"/>
             <w:tcBorders>
               <w:top w:val="single" w:sz="4" w:space="0" w:color="000000"/>
@@ -1304,7 +1304,7 @@
         </w:tc>
         <w:tc>
           <w:tcPr>
-            <w:tcW w:w="2451" w:type="dxa"/>
+            <w:tcW w:w="2452" w:type="dxa"/>
             <w:tcBorders>
               <w:top w:val="outset" w:sz="6" w:space="0" w:color="000000"/>
               <w:start w:val="outset" w:sz="6" w:space="0" w:color="000000"/>
@@ -1331,7 +1331,7 @@
         </w:trPr>
         <w:tc>
           <w:tcPr>
-            <w:tcW w:w="1947" w:type="dxa"/>
+            <w:tcW w:w="1946" w:type="dxa"/>
             <w:vMerge w:val="restart"/>
             <w:tcBorders>
               <w:top w:val="outset" w:sz="6" w:space="0" w:color="000000"/>
@@ -1381,7 +1381,7 @@
         </w:tc>
         <w:tc>
           <w:tcPr>
-            <w:tcW w:w="2451" w:type="dxa"/>
+            <w:tcW w:w="2452" w:type="dxa"/>
             <w:tcBorders>
               <w:top w:val="outset" w:sz="6" w:space="0" w:color="000000"/>
               <w:start w:val="outset" w:sz="6" w:space="0" w:color="000000"/>
@@ -1408,7 +1408,7 @@
         </w:trPr>
         <w:tc>
           <w:tcPr>
-            <w:tcW w:w="1947" w:type="dxa"/>
+            <w:tcW w:w="1946" w:type="dxa"/>
             <w:vMerge w:val="continue"/>
             <w:tcBorders>
               <w:top w:val="single" w:sz="4" w:space="0" w:color="000000"/>
@@ -1457,7 +1457,7 @@
         </w:tc>
         <w:tc>
           <w:tcPr>
-            <w:tcW w:w="2451" w:type="dxa"/>
+            <w:tcW w:w="2452" w:type="dxa"/>
             <w:tcBorders>
               <w:top w:val="outset" w:sz="6" w:space="0" w:color="000000"/>
               <w:start w:val="outset" w:sz="6" w:space="0" w:color="000000"/>
@@ -1484,7 +1484,7 @@
         </w:trPr>
         <w:tc>
           <w:tcPr>
-            <w:tcW w:w="1947" w:type="dxa"/>
+            <w:tcW w:w="1946" w:type="dxa"/>
             <w:vMerge w:val="continue"/>
             <w:tcBorders>
               <w:top w:val="single" w:sz="4" w:space="0" w:color="000000"/>
@@ -1533,7 +1533,7 @@
         </w:tc>
         <w:tc>
           <w:tcPr>
-            <w:tcW w:w="2451" w:type="dxa"/>
+            <w:tcW w:w="2452" w:type="dxa"/>
             <w:tcBorders>
               <w:top w:val="outset" w:sz="6" w:space="0" w:color="000000"/>
               <w:start w:val="outset" w:sz="6" w:space="0" w:color="000000"/>
@@ -1560,7 +1560,7 @@
         </w:trPr>
         <w:tc>
           <w:tcPr>
-            <w:tcW w:w="1947" w:type="dxa"/>
+            <w:tcW w:w="1946" w:type="dxa"/>
             <w:vMerge w:val="continue"/>
             <w:tcBorders>
               <w:top w:val="single" w:sz="4" w:space="0" w:color="000000"/>
@@ -1609,7 +1609,7 @@
         </w:tc>
         <w:tc>
           <w:tcPr>
-            <w:tcW w:w="2451" w:type="dxa"/>
+            <w:tcW w:w="2452" w:type="dxa"/>
             <w:tcBorders>
               <w:top w:val="outset" w:sz="6" w:space="0" w:color="000000"/>
               <w:start w:val="outset" w:sz="6" w:space="0" w:color="000000"/>
@@ -1636,7 +1636,7 @@
         </w:trPr>
         <w:tc>
           <w:tcPr>
-            <w:tcW w:w="1947" w:type="dxa"/>
+            <w:tcW w:w="1946" w:type="dxa"/>
             <w:vMerge w:val="restart"/>
             <w:tcBorders>
               <w:top w:val="single" w:sz="4" w:space="0" w:color="000000"/>
@@ -1686,7 +1686,7 @@
         </w:tc>
         <w:tc>
           <w:tcPr>
-            <w:tcW w:w="2451" w:type="dxa"/>
+            <w:tcW w:w="2452" w:type="dxa"/>
             <w:tcBorders>
               <w:top w:val="outset" w:sz="6" w:space="0" w:color="000000"/>
               <w:start w:val="outset" w:sz="6" w:space="0" w:color="000000"/>
@@ -1713,7 +1713,7 @@
         </w:trPr>
         <w:tc>
           <w:tcPr>
-            <w:tcW w:w="1947" w:type="dxa"/>
+            <w:tcW w:w="1946" w:type="dxa"/>
             <w:vMerge w:val="continue"/>
             <w:tcBorders>
               <w:top w:val="single" w:sz="4" w:space="0" w:color="000000"/>
@@ -1762,7 +1762,7 @@
         </w:tc>
         <w:tc>
           <w:tcPr>
-            <w:tcW w:w="2451" w:type="dxa"/>
+            <w:tcW w:w="2452" w:type="dxa"/>
             <w:tcBorders>
               <w:top w:val="outset" w:sz="6" w:space="0" w:color="000000"/>
               <w:start w:val="outset" w:sz="6" w:space="0" w:color="000000"/>
@@ -1789,7 +1789,7 @@
         </w:trPr>
         <w:tc>
           <w:tcPr>
-            <w:tcW w:w="1947" w:type="dxa"/>
+            <w:tcW w:w="1946" w:type="dxa"/>
             <w:vMerge w:val="continue"/>
             <w:tcBorders>
               <w:top w:val="single" w:sz="4" w:space="0" w:color="000000"/>
@@ -1838,7 +1838,7 @@
         </w:tc>
         <w:tc>
           <w:tcPr>
-            <w:tcW w:w="2451" w:type="dxa"/>
+            <w:tcW w:w="2452" w:type="dxa"/>
             <w:tcBorders>
               <w:top w:val="outset" w:sz="6" w:space="0" w:color="000000"/>
               <w:start w:val="outset" w:sz="6" w:space="0" w:color="000000"/>
@@ -1865,7 +1865,7 @@
         </w:trPr>
         <w:tc>
           <w:tcPr>
-            <w:tcW w:w="1947" w:type="dxa"/>
+            <w:tcW w:w="1946" w:type="dxa"/>
             <w:vMerge w:val="continue"/>
             <w:tcBorders>
               <w:top w:val="single" w:sz="4" w:space="0" w:color="000000"/>
@@ -1914,7 +1914,7 @@
         </w:tc>
         <w:tc>
           <w:tcPr>
-            <w:tcW w:w="2451" w:type="dxa"/>
+            <w:tcW w:w="2452" w:type="dxa"/>
             <w:tcBorders>
               <w:top w:val="outset" w:sz="6" w:space="0" w:color="000000"/>
               <w:start w:val="outset" w:sz="6" w:space="0" w:color="000000"/>
@@ -1941,7 +1941,7 @@
         </w:trPr>
         <w:tc>
           <w:tcPr>
-            <w:tcW w:w="1947" w:type="dxa"/>
+            <w:tcW w:w="1946" w:type="dxa"/>
             <w:vMerge w:val="restart"/>
             <w:tcBorders>
               <w:top w:val="outset" w:sz="6" w:space="0" w:color="000000"/>
@@ -2002,7 +2002,7 @@
         </w:tc>
         <w:tc>
           <w:tcPr>
-            <w:tcW w:w="2451" w:type="dxa"/>
+            <w:tcW w:w="2452" w:type="dxa"/>
             <w:tcBorders>
               <w:top w:val="outset" w:sz="6" w:space="0" w:color="000000"/>
               <w:start w:val="outset" w:sz="6" w:space="0" w:color="000000"/>
@@ -2029,7 +2029,7 @@
         </w:trPr>
         <w:tc>
           <w:tcPr>
-            <w:tcW w:w="1947" w:type="dxa"/>
+            <w:tcW w:w="1946" w:type="dxa"/>
             <w:vMerge w:val="continue"/>
             <w:tcBorders>
               <w:top w:val="single" w:sz="4" w:space="0" w:color="000000"/>
@@ -2089,7 +2089,7 @@
         </w:tc>
         <w:tc>
           <w:tcPr>
-            <w:tcW w:w="2451" w:type="dxa"/>
+            <w:tcW w:w="2452" w:type="dxa"/>
             <w:tcBorders>
               <w:top w:val="outset" w:sz="6" w:space="0" w:color="000000"/>
               <w:start w:val="outset" w:sz="6" w:space="0" w:color="000000"/>
@@ -2116,7 +2116,7 @@
         </w:trPr>
         <w:tc>
           <w:tcPr>
-            <w:tcW w:w="1947" w:type="dxa"/>
+            <w:tcW w:w="1946" w:type="dxa"/>
             <w:vMerge w:val="continue"/>
             <w:tcBorders>
               <w:top w:val="single" w:sz="4" w:space="0" w:color="000000"/>
@@ -2165,7 +2165,7 @@
         </w:tc>
         <w:tc>
           <w:tcPr>
-            <w:tcW w:w="2451" w:type="dxa"/>
+            <w:tcW w:w="2452" w:type="dxa"/>
             <w:tcBorders>
               <w:top w:val="outset" w:sz="6" w:space="0" w:color="000000"/>
               <w:start w:val="outset" w:sz="6" w:space="0" w:color="000000"/>
@@ -2192,7 +2192,7 @@
         </w:trPr>
         <w:tc>
           <w:tcPr>
-            <w:tcW w:w="1947" w:type="dxa"/>
+            <w:tcW w:w="1946" w:type="dxa"/>
             <w:vMerge w:val="continue"/>
             <w:tcBorders>
               <w:top w:val="single" w:sz="4" w:space="0" w:color="000000"/>
@@ -2241,7 +2241,7 @@
         </w:tc>
         <w:tc>
           <w:tcPr>
-            <w:tcW w:w="2451" w:type="dxa"/>
+            <w:tcW w:w="2452" w:type="dxa"/>
             <w:tcBorders>
               <w:top w:val="outset" w:sz="6" w:space="0" w:color="000000"/>
               <w:start w:val="outset" w:sz="6" w:space="0" w:color="000000"/>
@@ -2677,7 +2677,7 @@
       </w:pPr>
       <w:r>
         <w:rPr/>
-        <w:t xml:space="preserve">подпись                               фамилия имя отчество студента              </w:t>
+        <w:t xml:space="preserve">подпись         фамилия имя отчество студента              </w:t>
       </w:r>
     </w:p>
     <w:p>
@@ -2688,23 +2688,7 @@
       </w:pPr>
       <w:r>
         <w:rPr/>
-        <w:t xml:space="preserve">«___» </w:t>
-      </w:r>
-      <w:r>
-        <w:rPr/>
-        <w:t xml:space="preserve">июня </w:t>
-      </w:r>
-      <w:r>
-        <w:rPr/>
-        <w:t>20</w:t>
-      </w:r>
-      <w:r>
-        <w:rPr/>
-        <w:t xml:space="preserve">26 </w:t>
-      </w:r>
-      <w:r>
-        <w:rPr/>
-        <w:t>г.</w:t>
+        <w:t>«___» июня 2026 г.</w:t>
       </w:r>
     </w:p>
     <w:p>
@@ -3261,8 +3245,8 @@
       </w14:textOutline>
     </w:rPr>
   </w:style>
-  <w:style w:type="numbering" w:styleId="user2" w:default="1">
-    <w:name w:val="Без списка (user)"/>
+  <w:style w:type="numbering" w:styleId="Style17" w:default="1">
+    <w:name w:val="Без списка"/>
     <w:uiPriority w:val="99"/>
     <w:semiHidden/>
     <w:unhideWhenUsed/>
